--- a/docs/PCA and t-SNE ED408.docx
+++ b/docs/PCA and t-SNE ED408.docx
@@ -4,1376 +4,772 @@
   <w:body>
     <w:p>
       <w:pPr>
-        <w:spacing w:after="40"/>
+        <w:spacing w:before="0" w:after="40" w:line="240" w:lineRule="auto"/>
         <w:jc w:val="center"/>
       </w:pPr>
       <w:r>
         <w:rPr>
+          <w:rFonts w:ascii="Times New Roman" w:hAnsi="Times New Roman"/>
           <w:b/>
-          <w:color w:val="1F4E79"/>
           <w:sz w:val="30"/>
         </w:rPr>
-        <w:t>Experiment 5: PCA and t-SNE — 2D Visualization</w:t>
+        <w:t>PCA and t-SNE — 2D Dimensionality Reduction and Visualization</w:t>
       </w:r>
     </w:p>
     <w:p>
       <w:pPr>
-        <w:spacing w:after="160"/>
+        <w:spacing w:before="0" w:after="200" w:line="240" w:lineRule="auto"/>
         <w:jc w:val="center"/>
       </w:pPr>
       <w:r>
         <w:rPr>
+          <w:rFonts w:ascii="Times New Roman" w:hAnsi="Times New Roman"/>
           <w:i/>
-          <w:sz w:val="18"/>
+          <w:sz w:val="20"/>
         </w:rPr>
         <w:t>ED408 — Statistical / Supervised Machine Learning Lab</w:t>
       </w:r>
     </w:p>
     <w:p>
       <w:pPr>
-        <w:spacing w:after="80"/>
+        <w:spacing w:before="200" w:after="80" w:line="240" w:lineRule="auto"/>
       </w:pPr>
       <w:r>
         <w:rPr>
+          <w:rFonts w:ascii="Times New Roman" w:hAnsi="Times New Roman"/>
           <w:b/>
-          <w:sz w:val="20"/>
+          <w:color w:val="1F3B5C"/>
+          <w:sz w:val="26"/>
+        </w:rPr>
+        <w:t>1. Problem + Algorithm</w:t>
+      </w:r>
+    </w:p>
+    <w:p>
+      <w:pPr>
+        <w:spacing w:before="0" w:after="80" w:line="240" w:lineRule="auto"/>
+      </w:pPr>
+      <w:r>
+        <w:rPr>
+          <w:rFonts w:ascii="Times New Roman" w:hAnsi="Times New Roman"/>
+          <w:b/>
+          <w:sz w:val="24"/>
+        </w:rPr>
+        <w:t xml:space="preserve">Experiment No.: </w:t>
+      </w:r>
+      <w:r>
+        <w:rPr>
+          <w:rFonts w:ascii="Times New Roman" w:hAnsi="Times New Roman"/>
+          <w:sz w:val="24"/>
+        </w:rPr>
+        <w:t>05</w:t>
+      </w:r>
+    </w:p>
+    <w:p>
+      <w:pPr>
+        <w:spacing w:before="0" w:after="80" w:line="240" w:lineRule="auto"/>
+      </w:pPr>
+      <w:r>
+        <w:rPr>
+          <w:rFonts w:ascii="Times New Roman" w:hAnsi="Times New Roman"/>
+          <w:b/>
+          <w:sz w:val="24"/>
+        </w:rPr>
+        <w:t xml:space="preserve">Title: </w:t>
+      </w:r>
+      <w:r>
+        <w:rPr>
+          <w:rFonts w:ascii="Times New Roman" w:hAnsi="Times New Roman"/>
+          <w:sz w:val="24"/>
+        </w:rPr>
+        <w:t>PCA and t-SNE — 2D Dimensionality Reduction and Visualization</w:t>
+      </w:r>
+    </w:p>
+    <w:p>
+      <w:pPr>
+        <w:spacing w:before="0" w:after="80" w:line="240" w:lineRule="auto"/>
+      </w:pPr>
+      <w:r>
+        <w:rPr>
+          <w:rFonts w:ascii="Times New Roman" w:hAnsi="Times New Roman"/>
+          <w:b/>
+          <w:sz w:val="24"/>
         </w:rPr>
         <w:t xml:space="preserve">Aim: </w:t>
       </w:r>
       <w:r>
         <w:rPr>
-          <w:sz w:val="20"/>
+          <w:rFonts w:ascii="Times New Roman" w:hAnsi="Times New Roman"/>
+          <w:sz w:val="24"/>
         </w:rPr>
-        <w:t>Apply PCA and t-SNE to reduce a high-dimensional dataset to 2D and visualize class clusters.</w:t>
+        <w:t>Apply PCA and t-SNE to reduce a high-dimensional dataset to 2D and visualize the resulting class clusters.</w:t>
       </w:r>
     </w:p>
     <w:p>
       <w:pPr>
-        <w:spacing w:after="80"/>
+        <w:spacing w:before="120" w:after="60" w:line="240" w:lineRule="auto"/>
       </w:pPr>
       <w:r>
         <w:rPr>
+          <w:rFonts w:ascii="Times New Roman" w:hAnsi="Times New Roman"/>
           <w:b/>
-          <w:sz w:val="20"/>
+          <w:sz w:val="24"/>
         </w:rPr>
-        <w:t xml:space="preserve">Dataset Used: </w:t>
-      </w:r>
-      <w:r>
-        <w:rPr>
-          <w:sz w:val="20"/>
-        </w:rPr>
-        <w:t>BSDS500 (Berkeley Segmentation Data Set) ships as natural images with hand-annotated object-boundary ground truth, not a tabular dataset. It was converted into a tabular binary-classification dataset (data/bsds_features.csv, built by scripts/build_dataset.py): one row per sampled pixel from all 200 BSDS500 training images, 10 features (R, G, B, gray, grad_mag, grad_dir, laplacian, local_std, x_norm, y_norm) capturing colour, gradient, texture and position, and label is_edge (1 if a majority of 6 human annotators marked the pixel as a segment boundary, else 0). 24,000 rows total, perfectly balanced (12,000 / 12,000). This same dataset is reused, unchanged, for every question in this lab. Per lab instructions this dataset is used in place of MNIST: the 10-D standardized feature space is projected to 2D and coloured by the is_edge label.</w:t>
+        <w:t>Problem Statement:</w:t>
       </w:r>
     </w:p>
     <w:p>
       <w:pPr>
-        <w:spacing w:before="120" w:after="60"/>
+        <w:spacing w:before="0" w:after="120" w:line="240" w:lineRule="auto"/>
       </w:pPr>
       <w:r>
         <w:rPr>
-          <w:b/>
-          <w:color w:val="1F4E79"/>
-          <w:sz w:val="26"/>
+          <w:rFonts w:ascii="Times New Roman" w:hAnsi="Times New Roman"/>
+          <w:b w:val="0"/>
+          <w:i w:val="0"/>
+          <w:sz w:val="24"/>
         </w:rPr>
-        <w:t>Theory</w:t>
-      </w:r>
-    </w:p>
-    <w:p>
-      <w:r>
-        <w:rPr>
-          <w:sz w:val="20"/>
-        </w:rPr>
-        <w:t>PCA is a linear technique that projects data onto the orthogonal directions (principal components) of maximum variance, computed from the eigenvectors of the covariance matrix. t-SNE is a non-linear technique that preserves local neighbourhood structure by minimizing the KL-divergence between pairwise-similarity distributions in high-D and low-D space, often revealing cluster structure PCA misses. t-SNE was run on a 4,000-point subsample for tractable runtime.</w:t>
+        <w:t>Project the 10-dimensional standardized pixel feature space down to 2 dimensions using both a linear technique (PCA) and a non-linear technique (t-SNE), and visually assess how well edge and non-edge pixels separate into clusters. Per lab instructions this dataset is used in place of MNIST. BSDS500 (Berkeley Segmentation Data Set) is an image-segmentation dataset, not tabular data, so a tabular dataset was derived from it (data/bsds_features.csv, built by scripts/build_dataset.py): 24,000 pixels sampled from the 200 BSDS500 training images, 10 features (R, G, B, gray, grad_mag, grad_dir, laplacian, local_std, x_norm, y_norm) capturing colour, gradient, texture and position, and label is_edge (1 if a majority of 6 human annotators marked the pixel as a segment boundary, else 0). This same dataset is used, unchanged, for every question in this lab.</w:t>
       </w:r>
     </w:p>
     <w:p>
       <w:pPr>
-        <w:spacing w:before="120" w:after="60"/>
+        <w:spacing w:before="120" w:after="60" w:line="240" w:lineRule="auto"/>
       </w:pPr>
       <w:r>
         <w:rPr>
+          <w:rFonts w:ascii="Times New Roman" w:hAnsi="Times New Roman"/>
           <w:b/>
-          <w:color w:val="1F4E79"/>
-          <w:sz w:val="26"/>
+          <w:sz w:val="24"/>
         </w:rPr>
-        <w:t>Code</w:t>
+        <w:t>Algorithm:</w:t>
       </w:r>
     </w:p>
     <w:p>
       <w:pPr>
-        <w:spacing w:before="0" w:after="0" w:line="240" w:lineRule="auto"/>
+        <w:spacing w:before="0" w:after="40" w:line="240" w:lineRule="auto"/>
       </w:pPr>
       <w:r>
         <w:rPr>
-          <w:rFonts w:ascii="Courier New" w:hAnsi="Courier New"/>
-          <w:sz w:val="15"/>
+          <w:rFonts w:ascii="Times New Roman" w:hAnsi="Times New Roman"/>
+          <w:sz w:val="24"/>
         </w:rPr>
-        <w:t>"""</w:t>
+        <w:t>1. Load and standardize the feature dataset.</w:t>
       </w:r>
     </w:p>
     <w:p>
       <w:pPr>
-        <w:spacing w:before="0" w:after="0" w:line="240" w:lineRule="auto"/>
+        <w:spacing w:before="0" w:after="40" w:line="240" w:lineRule="auto"/>
       </w:pPr>
       <w:r>
         <w:rPr>
-          <w:rFonts w:ascii="Courier New" w:hAnsi="Courier New"/>
-          <w:sz w:val="15"/>
+          <w:rFonts w:ascii="Times New Roman" w:hAnsi="Times New Roman"/>
+          <w:sz w:val="24"/>
         </w:rPr>
-        <w:t>Q5 — PCA and t-SNE to reduce the BSDS500-derived edge-pixel dataset to 2D,</w:t>
+        <w:t>2. PCA: compute the covariance matrix of the standardized features.</w:t>
       </w:r>
     </w:p>
     <w:p>
       <w:pPr>
-        <w:spacing w:before="0" w:after="0" w:line="240" w:lineRule="auto"/>
+        <w:spacing w:before="0" w:after="40" w:line="240" w:lineRule="auto"/>
       </w:pPr>
       <w:r>
         <w:rPr>
-          <w:rFonts w:ascii="Courier New" w:hAnsi="Courier New"/>
-          <w:sz w:val="15"/>
+          <w:rFonts w:ascii="Times New Roman" w:hAnsi="Times New Roman"/>
+          <w:sz w:val="24"/>
         </w:rPr>
-        <w:t>and visualize the resulting clusters (edge vs non-edge).</w:t>
+        <w:t>3. PCA: compute its eigenvectors/eigenvalues and project data onto the top 2 principal components (directions of maximum variance).</w:t>
       </w:r>
     </w:p>
     <w:p>
       <w:pPr>
-        <w:spacing w:before="0" w:after="0" w:line="240" w:lineRule="auto"/>
+        <w:spacing w:before="0" w:after="40" w:line="240" w:lineRule="auto"/>
       </w:pPr>
       <w:r>
         <w:rPr>
-          <w:rFonts w:ascii="Courier New" w:hAnsi="Courier New"/>
-          <w:sz w:val="15"/>
+          <w:rFonts w:ascii="Times New Roman" w:hAnsi="Times New Roman"/>
+          <w:sz w:val="24"/>
         </w:rPr>
-        <w:t xml:space="preserve"> </w:t>
+        <w:t>4. t-SNE: compute pairwise similarities between points in the 10-D space.</w:t>
       </w:r>
     </w:p>
     <w:p>
       <w:pPr>
-        <w:spacing w:before="0" w:after="0" w:line="240" w:lineRule="auto"/>
+        <w:spacing w:before="0" w:after="40" w:line="240" w:lineRule="auto"/>
       </w:pPr>
       <w:r>
         <w:rPr>
-          <w:rFonts w:ascii="Courier New" w:hAnsi="Courier New"/>
-          <w:sz w:val="15"/>
+          <w:rFonts w:ascii="Times New Roman" w:hAnsi="Times New Roman"/>
+          <w:sz w:val="24"/>
         </w:rPr>
-        <w:t>Adaptation note: the lab prompt names MNIST, but per lab instructions every</w:t>
+        <w:t>5. t-SNE: initialize a 2D embedding (via PCA) and iteratively minimize the KL-divergence between the high-D and low-D similarity distributions.</w:t>
       </w:r>
     </w:p>
     <w:p>
       <w:pPr>
-        <w:spacing w:before="0" w:after="0" w:line="240" w:lineRule="auto"/>
+        <w:spacing w:before="0" w:after="40" w:line="240" w:lineRule="auto"/>
       </w:pPr>
       <w:r>
         <w:rPr>
-          <w:rFonts w:ascii="Courier New" w:hAnsi="Courier New"/>
-          <w:sz w:val="15"/>
+          <w:rFonts w:ascii="Times New Roman" w:hAnsi="Times New Roman"/>
+          <w:sz w:val="24"/>
         </w:rPr>
-        <w:t>question must use the BSDS500-derived dataset only. PCA/t-SNE serve the</w:t>
+        <w:t>6. Plot both 2D projections, coloured by the is_edge label.</w:t>
       </w:r>
     </w:p>
     <w:p>
       <w:pPr>
-        <w:spacing w:before="0" w:after="0" w:line="240" w:lineRule="auto"/>
+        <w:spacing w:before="0" w:after="40" w:line="240" w:lineRule="auto"/>
       </w:pPr>
       <w:r>
         <w:rPr>
-          <w:rFonts w:ascii="Courier New" w:hAnsi="Courier New"/>
-          <w:sz w:val="15"/>
+          <w:rFonts w:ascii="Times New Roman" w:hAnsi="Times New Roman"/>
+          <w:sz w:val="24"/>
         </w:rPr>
-        <w:t>same purpose here -- projecting a multi-dimensional feature space (colour +</w:t>
+        <w:t>7. Compare cluster separation between PCA and t-SNE.</w:t>
       </w:r>
     </w:p>
     <w:p>
       <w:pPr>
-        <w:spacing w:before="0" w:after="0" w:line="240" w:lineRule="auto"/>
+        <w:spacing w:before="200" w:after="80" w:line="240" w:lineRule="auto"/>
       </w:pPr>
       <w:r>
         <w:rPr>
-          <w:rFonts w:ascii="Courier New" w:hAnsi="Courier New"/>
-          <w:sz w:val="15"/>
+          <w:rFonts w:ascii="Times New Roman" w:hAnsi="Times New Roman"/>
+          <w:b/>
+          <w:color w:val="1F3B5C"/>
+          <w:sz w:val="26"/>
         </w:rPr>
-        <w:t>gradient + texture + position) down to 2D to see whether the two classes</w:t>
+        <w:t>2. Program</w:t>
       </w:r>
     </w:p>
     <w:p>
       <w:pPr>
-        <w:spacing w:before="0" w:after="0" w:line="240" w:lineRule="auto"/>
+        <w:spacing w:before="0" w:after="60" w:line="240" w:lineRule="auto"/>
       </w:pPr>
       <w:r>
         <w:rPr>
-          <w:rFonts w:ascii="Courier New" w:hAnsi="Courier New"/>
-          <w:sz w:val="15"/>
+          <w:rFonts w:ascii="Times New Roman" w:hAnsi="Times New Roman"/>
+          <w:b w:val="0"/>
+          <w:i w:val="0"/>
+          <w:sz w:val="24"/>
         </w:rPr>
-        <w:t>form separable clusters.</w:t>
-      </w:r>
-    </w:p>
-    <w:p>
-      <w:pPr>
-        <w:spacing w:before="0" w:after="0" w:line="240" w:lineRule="auto"/>
-      </w:pPr>
-      <w:r>
-        <w:rPr>
-          <w:rFonts w:ascii="Courier New" w:hAnsi="Courier New"/>
-          <w:sz w:val="15"/>
-        </w:rPr>
-        <w:t>"""</w:t>
-      </w:r>
-    </w:p>
-    <w:p>
-      <w:pPr>
-        <w:spacing w:before="0" w:after="0" w:line="240" w:lineRule="auto"/>
-      </w:pPr>
-      <w:r>
-        <w:rPr>
-          <w:rFonts w:ascii="Courier New" w:hAnsi="Courier New"/>
-          <w:sz w:val="15"/>
-        </w:rPr>
-        <w:t>import numpy as np</w:t>
-      </w:r>
-    </w:p>
-    <w:p>
-      <w:pPr>
-        <w:spacing w:before="0" w:after="0" w:line="240" w:lineRule="auto"/>
-      </w:pPr>
-      <w:r>
-        <w:rPr>
-          <w:rFonts w:ascii="Courier New" w:hAnsi="Courier New"/>
-          <w:sz w:val="15"/>
-        </w:rPr>
-        <w:t>import matplotlib.pyplot as plt</w:t>
-      </w:r>
-    </w:p>
-    <w:p>
-      <w:pPr>
-        <w:spacing w:before="0" w:after="0" w:line="240" w:lineRule="auto"/>
-      </w:pPr>
-      <w:r>
-        <w:rPr>
-          <w:rFonts w:ascii="Courier New" w:hAnsi="Courier New"/>
-          <w:sz w:val="15"/>
-        </w:rPr>
-        <w:t>from sklearn.decomposition import PCA</w:t>
-      </w:r>
-    </w:p>
-    <w:p>
-      <w:pPr>
-        <w:spacing w:before="0" w:after="0" w:line="240" w:lineRule="auto"/>
-      </w:pPr>
-      <w:r>
-        <w:rPr>
-          <w:rFonts w:ascii="Courier New" w:hAnsi="Courier New"/>
-          <w:sz w:val="15"/>
-        </w:rPr>
-        <w:t>from sklearn.manifold import TSNE</w:t>
-      </w:r>
-    </w:p>
-    <w:p>
-      <w:pPr>
-        <w:spacing w:before="0" w:after="0" w:line="240" w:lineRule="auto"/>
-      </w:pPr>
-      <w:r>
-        <w:rPr>
-          <w:rFonts w:ascii="Courier New" w:hAnsi="Courier New"/>
-          <w:sz w:val="15"/>
-        </w:rPr>
-        <w:t xml:space="preserve"> </w:t>
-      </w:r>
-    </w:p>
-    <w:p>
-      <w:pPr>
-        <w:spacing w:before="0" w:after="0" w:line="240" w:lineRule="auto"/>
-      </w:pPr>
-      <w:r>
-        <w:rPr>
-          <w:rFonts w:ascii="Courier New" w:hAnsi="Courier New"/>
-          <w:sz w:val="15"/>
-        </w:rPr>
-        <w:t>from common import DATA_CSV, FEATURE_COLS, LABEL_COL, FIG_DIR, METRIC_DIR, save_metrics</w:t>
-      </w:r>
-    </w:p>
-    <w:p>
-      <w:pPr>
-        <w:spacing w:before="0" w:after="0" w:line="240" w:lineRule="auto"/>
-      </w:pPr>
-      <w:r>
-        <w:rPr>
-          <w:rFonts w:ascii="Courier New" w:hAnsi="Courier New"/>
-          <w:sz w:val="15"/>
-        </w:rPr>
-        <w:t>import pandas as pd</w:t>
-      </w:r>
-    </w:p>
-    <w:p>
-      <w:pPr>
-        <w:spacing w:before="0" w:after="0" w:line="240" w:lineRule="auto"/>
-      </w:pPr>
-      <w:r>
-        <w:rPr>
-          <w:rFonts w:ascii="Courier New" w:hAnsi="Courier New"/>
-          <w:sz w:val="15"/>
-        </w:rPr>
-        <w:t xml:space="preserve"> </w:t>
-      </w:r>
-    </w:p>
-    <w:p>
-      <w:pPr>
-        <w:spacing w:before="0" w:after="0" w:line="240" w:lineRule="auto"/>
-      </w:pPr>
-      <w:r>
-        <w:rPr>
-          <w:rFonts w:ascii="Courier New" w:hAnsi="Courier New"/>
-          <w:sz w:val="15"/>
-        </w:rPr>
-        <w:t>RANDOM_STATE = 42</w:t>
-      </w:r>
-    </w:p>
-    <w:p>
-      <w:pPr>
-        <w:spacing w:before="0" w:after="0" w:line="240" w:lineRule="auto"/>
-      </w:pPr>
-      <w:r>
-        <w:rPr>
-          <w:rFonts w:ascii="Courier New" w:hAnsi="Courier New"/>
-          <w:sz w:val="15"/>
-        </w:rPr>
-        <w:t>TSNE_SAMPLE_SIZE = 4000  # subsample for tractable t-SNE runtime</w:t>
-      </w:r>
-    </w:p>
-    <w:p>
-      <w:pPr>
-        <w:spacing w:before="0" w:after="0" w:line="240" w:lineRule="auto"/>
-      </w:pPr>
-      <w:r>
-        <w:rPr>
-          <w:rFonts w:ascii="Courier New" w:hAnsi="Courier New"/>
-          <w:sz w:val="15"/>
-        </w:rPr>
-        <w:t xml:space="preserve"> </w:t>
-      </w:r>
-    </w:p>
-    <w:p>
-      <w:pPr>
-        <w:spacing w:before="0" w:after="0" w:line="240" w:lineRule="auto"/>
-      </w:pPr>
-      <w:r>
-        <w:rPr>
-          <w:rFonts w:ascii="Courier New" w:hAnsi="Courier New"/>
-          <w:sz w:val="15"/>
-        </w:rPr>
-        <w:t xml:space="preserve"> </w:t>
-      </w:r>
-    </w:p>
-    <w:p>
-      <w:pPr>
-        <w:spacing w:before="0" w:after="0" w:line="240" w:lineRule="auto"/>
-      </w:pPr>
-      <w:r>
-        <w:rPr>
-          <w:rFonts w:ascii="Courier New" w:hAnsi="Courier New"/>
-          <w:sz w:val="15"/>
-        </w:rPr>
-        <w:t>def main():</w:t>
-      </w:r>
-    </w:p>
-    <w:p>
-      <w:pPr>
-        <w:spacing w:before="0" w:after="0" w:line="240" w:lineRule="auto"/>
-      </w:pPr>
-      <w:r>
-        <w:rPr>
-          <w:rFonts w:ascii="Courier New" w:hAnsi="Courier New"/>
-          <w:sz w:val="15"/>
-        </w:rPr>
-        <w:t xml:space="preserve">    df = pd.read_csv(DATA_CSV)</w:t>
-      </w:r>
-    </w:p>
-    <w:p>
-      <w:pPr>
-        <w:spacing w:before="0" w:after="0" w:line="240" w:lineRule="auto"/>
-      </w:pPr>
-      <w:r>
-        <w:rPr>
-          <w:rFonts w:ascii="Courier New" w:hAnsi="Courier New"/>
-          <w:sz w:val="15"/>
-        </w:rPr>
-        <w:t xml:space="preserve">    X = df[FEATURE_COLS].values.astype(np.float64)</w:t>
-      </w:r>
-    </w:p>
-    <w:p>
-      <w:pPr>
-        <w:spacing w:before="0" w:after="0" w:line="240" w:lineRule="auto"/>
-      </w:pPr>
-      <w:r>
-        <w:rPr>
-          <w:rFonts w:ascii="Courier New" w:hAnsi="Courier New"/>
-          <w:sz w:val="15"/>
-        </w:rPr>
-        <w:t xml:space="preserve">    y = df[LABEL_COL].values.astype(int)</w:t>
-      </w:r>
-    </w:p>
-    <w:p>
-      <w:pPr>
-        <w:spacing w:before="0" w:after="0" w:line="240" w:lineRule="auto"/>
-      </w:pPr>
-      <w:r>
-        <w:rPr>
-          <w:rFonts w:ascii="Courier New" w:hAnsi="Courier New"/>
-          <w:sz w:val="15"/>
-        </w:rPr>
-        <w:t xml:space="preserve"> </w:t>
-      </w:r>
-    </w:p>
-    <w:p>
-      <w:pPr>
-        <w:spacing w:before="0" w:after="0" w:line="240" w:lineRule="auto"/>
-      </w:pPr>
-      <w:r>
-        <w:rPr>
-          <w:rFonts w:ascii="Courier New" w:hAnsi="Courier New"/>
-          <w:sz w:val="15"/>
-        </w:rPr>
-        <w:t xml:space="preserve">    mu, sigma = X.mean(axis=0), X.std(axis=0)</w:t>
-      </w:r>
-    </w:p>
-    <w:p>
-      <w:pPr>
-        <w:spacing w:before="0" w:after="0" w:line="240" w:lineRule="auto"/>
-      </w:pPr>
-      <w:r>
-        <w:rPr>
-          <w:rFonts w:ascii="Courier New" w:hAnsi="Courier New"/>
-          <w:sz w:val="15"/>
-        </w:rPr>
-        <w:t xml:space="preserve">    sigma[sigma == 0] = 1.0</w:t>
-      </w:r>
-    </w:p>
-    <w:p>
-      <w:pPr>
-        <w:spacing w:before="0" w:after="0" w:line="240" w:lineRule="auto"/>
-      </w:pPr>
-      <w:r>
-        <w:rPr>
-          <w:rFonts w:ascii="Courier New" w:hAnsi="Courier New"/>
-          <w:sz w:val="15"/>
-        </w:rPr>
-        <w:t xml:space="preserve">    Xs = (X - mu) / sigma</w:t>
-      </w:r>
-    </w:p>
-    <w:p>
-      <w:pPr>
-        <w:spacing w:before="0" w:after="0" w:line="240" w:lineRule="auto"/>
-      </w:pPr>
-      <w:r>
-        <w:rPr>
-          <w:rFonts w:ascii="Courier New" w:hAnsi="Courier New"/>
-          <w:sz w:val="15"/>
-        </w:rPr>
-        <w:t xml:space="preserve"> </w:t>
-      </w:r>
-    </w:p>
-    <w:p>
-      <w:pPr>
-        <w:spacing w:before="0" w:after="0" w:line="240" w:lineRule="auto"/>
-      </w:pPr>
-      <w:r>
-        <w:rPr>
-          <w:rFonts w:ascii="Courier New" w:hAnsi="Courier New"/>
-          <w:sz w:val="15"/>
-        </w:rPr>
-        <w:t xml:space="preserve">    # ---------- PCA (full dataset) ----------</w:t>
-      </w:r>
-    </w:p>
-    <w:p>
-      <w:pPr>
-        <w:spacing w:before="0" w:after="0" w:line="240" w:lineRule="auto"/>
-      </w:pPr>
-      <w:r>
-        <w:rPr>
-          <w:rFonts w:ascii="Courier New" w:hAnsi="Courier New"/>
-          <w:sz w:val="15"/>
-        </w:rPr>
-        <w:t xml:space="preserve">    pca = PCA(n_components=2, random_state=RANDOM_STATE)</w:t>
-      </w:r>
-    </w:p>
-    <w:p>
-      <w:pPr>
-        <w:spacing w:before="0" w:after="0" w:line="240" w:lineRule="auto"/>
-      </w:pPr>
-      <w:r>
-        <w:rPr>
-          <w:rFonts w:ascii="Courier New" w:hAnsi="Courier New"/>
-          <w:sz w:val="15"/>
-        </w:rPr>
-        <w:t xml:space="preserve">    X_pca = pca.fit_transform(Xs)</w:t>
-      </w:r>
-    </w:p>
-    <w:p>
-      <w:pPr>
-        <w:spacing w:before="0" w:after="0" w:line="240" w:lineRule="auto"/>
-      </w:pPr>
-      <w:r>
-        <w:rPr>
-          <w:rFonts w:ascii="Courier New" w:hAnsi="Courier New"/>
-          <w:sz w:val="15"/>
-        </w:rPr>
-        <w:t xml:space="preserve">    explained = pca.explained_variance_ratio_</w:t>
-      </w:r>
-    </w:p>
-    <w:p>
-      <w:pPr>
-        <w:spacing w:before="0" w:after="0" w:line="240" w:lineRule="auto"/>
-      </w:pPr>
-      <w:r>
-        <w:rPr>
-          <w:rFonts w:ascii="Courier New" w:hAnsi="Courier New"/>
-          <w:sz w:val="15"/>
-        </w:rPr>
-        <w:t xml:space="preserve">    print(f"PCA explained variance ratio: {explained} (sum={explained.sum():.3f})")</w:t>
-      </w:r>
-    </w:p>
-    <w:p>
-      <w:pPr>
-        <w:spacing w:before="0" w:after="0" w:line="240" w:lineRule="auto"/>
-      </w:pPr>
-      <w:r>
-        <w:rPr>
-          <w:rFonts w:ascii="Courier New" w:hAnsi="Courier New"/>
-          <w:sz w:val="15"/>
-        </w:rPr>
-        <w:t xml:space="preserve"> </w:t>
-      </w:r>
-    </w:p>
-    <w:p>
-      <w:pPr>
-        <w:spacing w:before="0" w:after="0" w:line="240" w:lineRule="auto"/>
-      </w:pPr>
-      <w:r>
-        <w:rPr>
-          <w:rFonts w:ascii="Courier New" w:hAnsi="Courier New"/>
-          <w:sz w:val="15"/>
-        </w:rPr>
-        <w:t xml:space="preserve">    fig, ax = plt.subplots(figsize=(6, 5))</w:t>
-      </w:r>
-    </w:p>
-    <w:p>
-      <w:pPr>
-        <w:spacing w:before="0" w:after="0" w:line="240" w:lineRule="auto"/>
-      </w:pPr>
-      <w:r>
-        <w:rPr>
-          <w:rFonts w:ascii="Courier New" w:hAnsi="Courier New"/>
-          <w:sz w:val="15"/>
-        </w:rPr>
-        <w:t xml:space="preserve">    for label, name, color in [(0, "non-edge", "#4C72B0"), (1, "edge", "#DD8452")]:</w:t>
-      </w:r>
-    </w:p>
-    <w:p>
-      <w:pPr>
-        <w:spacing w:before="0" w:after="0" w:line="240" w:lineRule="auto"/>
-      </w:pPr>
-      <w:r>
-        <w:rPr>
-          <w:rFonts w:ascii="Courier New" w:hAnsi="Courier New"/>
-          <w:sz w:val="15"/>
-        </w:rPr>
-        <w:t xml:space="preserve">        mask = y == label</w:t>
-      </w:r>
-    </w:p>
-    <w:p>
-      <w:pPr>
-        <w:spacing w:before="0" w:after="0" w:line="240" w:lineRule="auto"/>
-      </w:pPr>
-      <w:r>
-        <w:rPr>
-          <w:rFonts w:ascii="Courier New" w:hAnsi="Courier New"/>
-          <w:sz w:val="15"/>
-        </w:rPr>
-        <w:t xml:space="preserve">        ax.scatter(X_pca[mask, 0], X_pca[mask, 1], s=4, alpha=0.35, c=color, label=name)</w:t>
-      </w:r>
-    </w:p>
-    <w:p>
-      <w:pPr>
-        <w:spacing w:before="0" w:after="0" w:line="240" w:lineRule="auto"/>
-      </w:pPr>
-      <w:r>
-        <w:rPr>
-          <w:rFonts w:ascii="Courier New" w:hAnsi="Courier New"/>
-          <w:sz w:val="15"/>
-        </w:rPr>
-        <w:t xml:space="preserve">    ax.set_xlabel(f"PC1 ({explained[0]*100:.1f}% var)")</w:t>
-      </w:r>
-    </w:p>
-    <w:p>
-      <w:pPr>
-        <w:spacing w:before="0" w:after="0" w:line="240" w:lineRule="auto"/>
-      </w:pPr>
-      <w:r>
-        <w:rPr>
-          <w:rFonts w:ascii="Courier New" w:hAnsi="Courier New"/>
-          <w:sz w:val="15"/>
-        </w:rPr>
-        <w:t xml:space="preserve">    ax.set_ylabel(f"PC2 ({explained[1]*100:.1f}% var)")</w:t>
-      </w:r>
-    </w:p>
-    <w:p>
-      <w:pPr>
-        <w:spacing w:before="0" w:after="0" w:line="240" w:lineRule="auto"/>
-      </w:pPr>
-      <w:r>
-        <w:rPr>
-          <w:rFonts w:ascii="Courier New" w:hAnsi="Courier New"/>
-          <w:sz w:val="15"/>
-        </w:rPr>
-        <w:t xml:space="preserve">    ax.set_title("PCA projection to 2D (full dataset, n=24000)")</w:t>
-      </w:r>
-    </w:p>
-    <w:p>
-      <w:pPr>
-        <w:spacing w:before="0" w:after="0" w:line="240" w:lineRule="auto"/>
-      </w:pPr>
-      <w:r>
-        <w:rPr>
-          <w:rFonts w:ascii="Courier New" w:hAnsi="Courier New"/>
-          <w:sz w:val="15"/>
-        </w:rPr>
-        <w:t xml:space="preserve">    ax.legend(markerscale=3)</w:t>
-      </w:r>
-    </w:p>
-    <w:p>
-      <w:pPr>
-        <w:spacing w:before="0" w:after="0" w:line="240" w:lineRule="auto"/>
-      </w:pPr>
-      <w:r>
-        <w:rPr>
-          <w:rFonts w:ascii="Courier New" w:hAnsi="Courier New"/>
-          <w:sz w:val="15"/>
-        </w:rPr>
-        <w:t xml:space="preserve">    plt.tight_layout()</w:t>
-      </w:r>
-    </w:p>
-    <w:p>
-      <w:pPr>
-        <w:spacing w:before="0" w:after="0" w:line="240" w:lineRule="auto"/>
-      </w:pPr>
-      <w:r>
-        <w:rPr>
-          <w:rFonts w:ascii="Courier New" w:hAnsi="Courier New"/>
-          <w:sz w:val="15"/>
-        </w:rPr>
-        <w:t xml:space="preserve">    plt.savefig(FIG_DIR / "q5_pca_2d.png", bbox_inches="tight")</w:t>
-      </w:r>
-    </w:p>
-    <w:p>
-      <w:pPr>
-        <w:spacing w:before="0" w:after="0" w:line="240" w:lineRule="auto"/>
-      </w:pPr>
-      <w:r>
-        <w:rPr>
-          <w:rFonts w:ascii="Courier New" w:hAnsi="Courier New"/>
-          <w:sz w:val="15"/>
-        </w:rPr>
-        <w:t xml:space="preserve">    plt.close()</w:t>
-      </w:r>
-    </w:p>
-    <w:p>
-      <w:pPr>
-        <w:spacing w:before="0" w:after="0" w:line="240" w:lineRule="auto"/>
-      </w:pPr>
-      <w:r>
-        <w:rPr>
-          <w:rFonts w:ascii="Courier New" w:hAnsi="Courier New"/>
-          <w:sz w:val="15"/>
-        </w:rPr>
-        <w:t xml:space="preserve"> </w:t>
-      </w:r>
-    </w:p>
-    <w:p>
-      <w:pPr>
-        <w:spacing w:before="0" w:after="0" w:line="240" w:lineRule="auto"/>
-      </w:pPr>
-      <w:r>
-        <w:rPr>
-          <w:rFonts w:ascii="Courier New" w:hAnsi="Courier New"/>
-          <w:sz w:val="15"/>
-        </w:rPr>
-        <w:t xml:space="preserve">    # PCA loadings (which original features drive PC1/PC2)</w:t>
-      </w:r>
-    </w:p>
-    <w:p>
-      <w:pPr>
-        <w:spacing w:before="0" w:after="0" w:line="240" w:lineRule="auto"/>
-      </w:pPr>
-      <w:r>
-        <w:rPr>
-          <w:rFonts w:ascii="Courier New" w:hAnsi="Courier New"/>
-          <w:sz w:val="15"/>
-        </w:rPr>
-        <w:t xml:space="preserve">    fig, ax = plt.subplots(figsize=(6, 4))</w:t>
-      </w:r>
-    </w:p>
-    <w:p>
-      <w:pPr>
-        <w:spacing w:before="0" w:after="0" w:line="240" w:lineRule="auto"/>
-      </w:pPr>
-      <w:r>
-        <w:rPr>
-          <w:rFonts w:ascii="Courier New" w:hAnsi="Courier New"/>
-          <w:sz w:val="15"/>
-        </w:rPr>
-        <w:t xml:space="preserve">    comp = pca.components_</w:t>
-      </w:r>
-    </w:p>
-    <w:p>
-      <w:pPr>
-        <w:spacing w:before="0" w:after="0" w:line="240" w:lineRule="auto"/>
-      </w:pPr>
-      <w:r>
-        <w:rPr>
-          <w:rFonts w:ascii="Courier New" w:hAnsi="Courier New"/>
-          <w:sz w:val="15"/>
-        </w:rPr>
-        <w:t xml:space="preserve">    x = np.arange(len(FEATURE_COLS))</w:t>
-      </w:r>
-    </w:p>
-    <w:p>
-      <w:pPr>
-        <w:spacing w:before="0" w:after="0" w:line="240" w:lineRule="auto"/>
-      </w:pPr>
-      <w:r>
-        <w:rPr>
-          <w:rFonts w:ascii="Courier New" w:hAnsi="Courier New"/>
-          <w:sz w:val="15"/>
-        </w:rPr>
-        <w:t xml:space="preserve">    width = 0.35</w:t>
-      </w:r>
-    </w:p>
-    <w:p>
-      <w:pPr>
-        <w:spacing w:before="0" w:after="0" w:line="240" w:lineRule="auto"/>
-      </w:pPr>
-      <w:r>
-        <w:rPr>
-          <w:rFonts w:ascii="Courier New" w:hAnsi="Courier New"/>
-          <w:sz w:val="15"/>
-        </w:rPr>
-        <w:t xml:space="preserve">    ax.bar(x - width/2, comp[0], width, label="PC1")</w:t>
-      </w:r>
-    </w:p>
-    <w:p>
-      <w:pPr>
-        <w:spacing w:before="0" w:after="0" w:line="240" w:lineRule="auto"/>
-      </w:pPr>
-      <w:r>
-        <w:rPr>
-          <w:rFonts w:ascii="Courier New" w:hAnsi="Courier New"/>
-          <w:sz w:val="15"/>
-        </w:rPr>
-        <w:t xml:space="preserve">    ax.bar(x + width/2, comp[1], width, label="PC2")</w:t>
-      </w:r>
-    </w:p>
-    <w:p>
-      <w:pPr>
-        <w:spacing w:before="0" w:after="0" w:line="240" w:lineRule="auto"/>
-      </w:pPr>
-      <w:r>
-        <w:rPr>
-          <w:rFonts w:ascii="Courier New" w:hAnsi="Courier New"/>
-          <w:sz w:val="15"/>
-        </w:rPr>
-        <w:t xml:space="preserve">    ax.set_xticks(x); ax.set_xticklabels(FEATURE_COLS, rotation=45, ha="right")</w:t>
-      </w:r>
-    </w:p>
-    <w:p>
-      <w:pPr>
-        <w:spacing w:before="0" w:after="0" w:line="240" w:lineRule="auto"/>
-      </w:pPr>
-      <w:r>
-        <w:rPr>
-          <w:rFonts w:ascii="Courier New" w:hAnsi="Courier New"/>
-          <w:sz w:val="15"/>
-        </w:rPr>
-        <w:t xml:space="preserve">    ax.set_ylabel("loading")</w:t>
-      </w:r>
-    </w:p>
-    <w:p>
-      <w:pPr>
-        <w:spacing w:before="0" w:after="0" w:line="240" w:lineRule="auto"/>
-      </w:pPr>
-      <w:r>
-        <w:rPr>
-          <w:rFonts w:ascii="Courier New" w:hAnsi="Courier New"/>
-          <w:sz w:val="15"/>
-        </w:rPr>
-        <w:t xml:space="preserve">    ax.set_title("PCA component loadings")</w:t>
-      </w:r>
-    </w:p>
-    <w:p>
-      <w:pPr>
-        <w:spacing w:before="0" w:after="0" w:line="240" w:lineRule="auto"/>
-      </w:pPr>
-      <w:r>
-        <w:rPr>
-          <w:rFonts w:ascii="Courier New" w:hAnsi="Courier New"/>
-          <w:sz w:val="15"/>
-        </w:rPr>
-        <w:t xml:space="preserve">    ax.legend()</w:t>
-      </w:r>
-    </w:p>
-    <w:p>
-      <w:pPr>
-        <w:spacing w:before="0" w:after="0" w:line="240" w:lineRule="auto"/>
-      </w:pPr>
-      <w:r>
-        <w:rPr>
-          <w:rFonts w:ascii="Courier New" w:hAnsi="Courier New"/>
-          <w:sz w:val="15"/>
-        </w:rPr>
-        <w:t xml:space="preserve">    plt.tight_layout()</w:t>
-      </w:r>
-    </w:p>
-    <w:p>
-      <w:pPr>
-        <w:spacing w:before="0" w:after="0" w:line="240" w:lineRule="auto"/>
-      </w:pPr>
-      <w:r>
-        <w:rPr>
-          <w:rFonts w:ascii="Courier New" w:hAnsi="Courier New"/>
-          <w:sz w:val="15"/>
-        </w:rPr>
-        <w:t xml:space="preserve">    plt.savefig(FIG_DIR / "q5_pca_loadings.png", bbox_inches="tight")</w:t>
-      </w:r>
-    </w:p>
-    <w:p>
-      <w:pPr>
-        <w:spacing w:before="0" w:after="0" w:line="240" w:lineRule="auto"/>
-      </w:pPr>
-      <w:r>
-        <w:rPr>
-          <w:rFonts w:ascii="Courier New" w:hAnsi="Courier New"/>
-          <w:sz w:val="15"/>
-        </w:rPr>
-        <w:t xml:space="preserve">    plt.close()</w:t>
-      </w:r>
-    </w:p>
-    <w:p>
-      <w:pPr>
-        <w:spacing w:before="0" w:after="0" w:line="240" w:lineRule="auto"/>
-      </w:pPr>
-      <w:r>
-        <w:rPr>
-          <w:rFonts w:ascii="Courier New" w:hAnsi="Courier New"/>
-          <w:sz w:val="15"/>
-        </w:rPr>
-        <w:t xml:space="preserve"> </w:t>
-      </w:r>
-    </w:p>
-    <w:p>
-      <w:pPr>
-        <w:spacing w:before="0" w:after="0" w:line="240" w:lineRule="auto"/>
-      </w:pPr>
-      <w:r>
-        <w:rPr>
-          <w:rFonts w:ascii="Courier New" w:hAnsi="Courier New"/>
-          <w:sz w:val="15"/>
-        </w:rPr>
-        <w:t xml:space="preserve">    # ---------- t-SNE (subsample for speed) ----------</w:t>
-      </w:r>
-    </w:p>
-    <w:p>
-      <w:pPr>
-        <w:spacing w:before="0" w:after="0" w:line="240" w:lineRule="auto"/>
-      </w:pPr>
-      <w:r>
-        <w:rPr>
-          <w:rFonts w:ascii="Courier New" w:hAnsi="Courier New"/>
-          <w:sz w:val="15"/>
-        </w:rPr>
-        <w:t xml:space="preserve">    rng = np.random.default_rng(RANDOM_STATE)</w:t>
-      </w:r>
-    </w:p>
-    <w:p>
-      <w:pPr>
-        <w:spacing w:before="0" w:after="0" w:line="240" w:lineRule="auto"/>
-      </w:pPr>
-      <w:r>
-        <w:rPr>
-          <w:rFonts w:ascii="Courier New" w:hAnsi="Courier New"/>
-          <w:sz w:val="15"/>
-        </w:rPr>
-        <w:t xml:space="preserve">    idx = rng.choice(len(Xs), size=min(TSNE_SAMPLE_SIZE, len(Xs)), replace=False)</w:t>
-      </w:r>
-    </w:p>
-    <w:p>
-      <w:pPr>
-        <w:spacing w:before="0" w:after="0" w:line="240" w:lineRule="auto"/>
-      </w:pPr>
-      <w:r>
-        <w:rPr>
-          <w:rFonts w:ascii="Courier New" w:hAnsi="Courier New"/>
-          <w:sz w:val="15"/>
-        </w:rPr>
-        <w:t xml:space="preserve">    X_sub, y_sub = Xs[idx], y[idx]</w:t>
-      </w:r>
-    </w:p>
-    <w:p>
-      <w:pPr>
-        <w:spacing w:before="0" w:after="0" w:line="240" w:lineRule="auto"/>
-      </w:pPr>
-      <w:r>
-        <w:rPr>
-          <w:rFonts w:ascii="Courier New" w:hAnsi="Courier New"/>
-          <w:sz w:val="15"/>
-        </w:rPr>
-        <w:t xml:space="preserve"> </w:t>
-      </w:r>
-    </w:p>
-    <w:p>
-      <w:pPr>
-        <w:spacing w:before="0" w:after="0" w:line="240" w:lineRule="auto"/>
-      </w:pPr>
-      <w:r>
-        <w:rPr>
-          <w:rFonts w:ascii="Courier New" w:hAnsi="Courier New"/>
-          <w:sz w:val="15"/>
-        </w:rPr>
-        <w:t xml:space="preserve">    tsne = TSNE(n_components=2, perplexity=30, random_state=RANDOM_STATE, init="pca")</w:t>
-      </w:r>
-    </w:p>
-    <w:p>
-      <w:pPr>
-        <w:spacing w:before="0" w:after="0" w:line="240" w:lineRule="auto"/>
-      </w:pPr>
-      <w:r>
-        <w:rPr>
-          <w:rFonts w:ascii="Courier New" w:hAnsi="Courier New"/>
-          <w:sz w:val="15"/>
-        </w:rPr>
-        <w:t xml:space="preserve">    X_tsne = tsne.fit_transform(X_sub)</w:t>
-      </w:r>
-    </w:p>
-    <w:p>
-      <w:pPr>
-        <w:spacing w:before="0" w:after="0" w:line="240" w:lineRule="auto"/>
-      </w:pPr>
-      <w:r>
-        <w:rPr>
-          <w:rFonts w:ascii="Courier New" w:hAnsi="Courier New"/>
-          <w:sz w:val="15"/>
-        </w:rPr>
-        <w:t xml:space="preserve"> </w:t>
-      </w:r>
-    </w:p>
-    <w:p>
-      <w:pPr>
-        <w:spacing w:before="0" w:after="0" w:line="240" w:lineRule="auto"/>
-      </w:pPr>
-      <w:r>
-        <w:rPr>
-          <w:rFonts w:ascii="Courier New" w:hAnsi="Courier New"/>
-          <w:sz w:val="15"/>
-        </w:rPr>
-        <w:t xml:space="preserve">    fig, ax = plt.subplots(figsize=(6, 5))</w:t>
-      </w:r>
-    </w:p>
-    <w:p>
-      <w:pPr>
-        <w:spacing w:before="0" w:after="0" w:line="240" w:lineRule="auto"/>
-      </w:pPr>
-      <w:r>
-        <w:rPr>
-          <w:rFonts w:ascii="Courier New" w:hAnsi="Courier New"/>
-          <w:sz w:val="15"/>
-        </w:rPr>
-        <w:t xml:space="preserve">    for label, name, color in [(0, "non-edge", "#4C72B0"), (1, "edge", "#DD8452")]:</w:t>
-      </w:r>
-    </w:p>
-    <w:p>
-      <w:pPr>
-        <w:spacing w:before="0" w:after="0" w:line="240" w:lineRule="auto"/>
-      </w:pPr>
-      <w:r>
-        <w:rPr>
-          <w:rFonts w:ascii="Courier New" w:hAnsi="Courier New"/>
-          <w:sz w:val="15"/>
-        </w:rPr>
-        <w:t xml:space="preserve">        mask = y_sub == label</w:t>
-      </w:r>
-    </w:p>
-    <w:p>
-      <w:pPr>
-        <w:spacing w:before="0" w:after="0" w:line="240" w:lineRule="auto"/>
-      </w:pPr>
-      <w:r>
-        <w:rPr>
-          <w:rFonts w:ascii="Courier New" w:hAnsi="Courier New"/>
-          <w:sz w:val="15"/>
-        </w:rPr>
-        <w:t xml:space="preserve">        ax.scatter(X_tsne[mask, 0], X_tsne[mask, 1], s=6, alpha=0.5, c=color, label=name)</w:t>
-      </w:r>
-    </w:p>
-    <w:p>
-      <w:pPr>
-        <w:spacing w:before="0" w:after="0" w:line="240" w:lineRule="auto"/>
-      </w:pPr>
-      <w:r>
-        <w:rPr>
-          <w:rFonts w:ascii="Courier New" w:hAnsi="Courier New"/>
-          <w:sz w:val="15"/>
-        </w:rPr>
-        <w:t xml:space="preserve">    ax.set_xlabel("t-SNE 1")</w:t>
-      </w:r>
-    </w:p>
-    <w:p>
-      <w:pPr>
-        <w:spacing w:before="0" w:after="0" w:line="240" w:lineRule="auto"/>
-      </w:pPr>
-      <w:r>
-        <w:rPr>
-          <w:rFonts w:ascii="Courier New" w:hAnsi="Courier New"/>
-          <w:sz w:val="15"/>
-        </w:rPr>
-        <w:t xml:space="preserve">    ax.set_ylabel("t-SNE 2")</w:t>
-      </w:r>
-    </w:p>
-    <w:p>
-      <w:pPr>
-        <w:spacing w:before="0" w:after="0" w:line="240" w:lineRule="auto"/>
-      </w:pPr>
-      <w:r>
-        <w:rPr>
-          <w:rFonts w:ascii="Courier New" w:hAnsi="Courier New"/>
-          <w:sz w:val="15"/>
-        </w:rPr>
-        <w:t xml:space="preserve">    ax.set_title(f"t-SNE projection to 2D (subsample n={len(idx)})")</w:t>
-      </w:r>
-    </w:p>
-    <w:p>
-      <w:pPr>
-        <w:spacing w:before="0" w:after="0" w:line="240" w:lineRule="auto"/>
-      </w:pPr>
-      <w:r>
-        <w:rPr>
-          <w:rFonts w:ascii="Courier New" w:hAnsi="Courier New"/>
-          <w:sz w:val="15"/>
-        </w:rPr>
-        <w:t xml:space="preserve">    ax.legend(markerscale=3)</w:t>
-      </w:r>
-    </w:p>
-    <w:p>
-      <w:pPr>
-        <w:spacing w:before="0" w:after="0" w:line="240" w:lineRule="auto"/>
-      </w:pPr>
-      <w:r>
-        <w:rPr>
-          <w:rFonts w:ascii="Courier New" w:hAnsi="Courier New"/>
-          <w:sz w:val="15"/>
-        </w:rPr>
-        <w:t xml:space="preserve">    plt.tight_layout()</w:t>
-      </w:r>
-    </w:p>
-    <w:p>
-      <w:pPr>
-        <w:spacing w:before="0" w:after="0" w:line="240" w:lineRule="auto"/>
-      </w:pPr>
-      <w:r>
-        <w:rPr>
-          <w:rFonts w:ascii="Courier New" w:hAnsi="Courier New"/>
-          <w:sz w:val="15"/>
-        </w:rPr>
-        <w:t xml:space="preserve">    plt.savefig(FIG_DIR / "q5_tsne_2d.png", bbox_inches="tight")</w:t>
-      </w:r>
-    </w:p>
-    <w:p>
-      <w:pPr>
-        <w:spacing w:before="0" w:after="0" w:line="240" w:lineRule="auto"/>
-      </w:pPr>
-      <w:r>
-        <w:rPr>
-          <w:rFonts w:ascii="Courier New" w:hAnsi="Courier New"/>
-          <w:sz w:val="15"/>
-        </w:rPr>
-        <w:t xml:space="preserve">    plt.close()</w:t>
-      </w:r>
-    </w:p>
-    <w:p>
-      <w:pPr>
-        <w:spacing w:before="0" w:after="0" w:line="240" w:lineRule="auto"/>
-      </w:pPr>
-      <w:r>
-        <w:rPr>
-          <w:rFonts w:ascii="Courier New" w:hAnsi="Courier New"/>
-          <w:sz w:val="15"/>
-        </w:rPr>
-        <w:t xml:space="preserve"> </w:t>
-      </w:r>
-    </w:p>
-    <w:p>
-      <w:pPr>
-        <w:spacing w:before="0" w:after="0" w:line="240" w:lineRule="auto"/>
-      </w:pPr>
-      <w:r>
-        <w:rPr>
-          <w:rFonts w:ascii="Courier New" w:hAnsi="Courier New"/>
-          <w:sz w:val="15"/>
-        </w:rPr>
-        <w:t xml:space="preserve">    save_metrics("q5_pca_tsne", {</w:t>
-      </w:r>
-    </w:p>
-    <w:p>
-      <w:pPr>
-        <w:spacing w:before="0" w:after="0" w:line="240" w:lineRule="auto"/>
-      </w:pPr>
-      <w:r>
-        <w:rPr>
-          <w:rFonts w:ascii="Courier New" w:hAnsi="Courier New"/>
-          <w:sz w:val="15"/>
-        </w:rPr>
-        <w:t xml:space="preserve">        "pca_explained_variance_ratio": explained.tolist(),</w:t>
-      </w:r>
-    </w:p>
-    <w:p>
-      <w:pPr>
-        <w:spacing w:before="0" w:after="0" w:line="240" w:lineRule="auto"/>
-      </w:pPr>
-      <w:r>
-        <w:rPr>
-          <w:rFonts w:ascii="Courier New" w:hAnsi="Courier New"/>
-          <w:sz w:val="15"/>
-        </w:rPr>
-        <w:t xml:space="preserve">        "pca_total_variance_explained_2d": float(explained.sum()),</w:t>
-      </w:r>
-    </w:p>
-    <w:p>
-      <w:pPr>
-        <w:spacing w:before="0" w:after="0" w:line="240" w:lineRule="auto"/>
-      </w:pPr>
-      <w:r>
-        <w:rPr>
-          <w:rFonts w:ascii="Courier New" w:hAnsi="Courier New"/>
-          <w:sz w:val="15"/>
-        </w:rPr>
-        <w:t xml:space="preserve">        "tsne_sample_size": int(len(idx)),</w:t>
-      </w:r>
-    </w:p>
-    <w:p>
-      <w:pPr>
-        <w:spacing w:before="0" w:after="0" w:line="240" w:lineRule="auto"/>
-      </w:pPr>
-      <w:r>
-        <w:rPr>
-          <w:rFonts w:ascii="Courier New" w:hAnsi="Courier New"/>
-          <w:sz w:val="15"/>
-        </w:rPr>
-        <w:t xml:space="preserve">        "tsne_perplexity": 30,</w:t>
-      </w:r>
-    </w:p>
-    <w:p>
-      <w:pPr>
-        <w:spacing w:before="0" w:after="0" w:line="240" w:lineRule="auto"/>
-      </w:pPr>
-      <w:r>
-        <w:rPr>
-          <w:rFonts w:ascii="Courier New" w:hAnsi="Courier New"/>
-          <w:sz w:val="15"/>
-        </w:rPr>
-        <w:t xml:space="preserve">    })</w:t>
-      </w:r>
-    </w:p>
-    <w:p>
-      <w:pPr>
-        <w:spacing w:before="0" w:after="0" w:line="240" w:lineRule="auto"/>
-      </w:pPr>
-      <w:r>
-        <w:rPr>
-          <w:rFonts w:ascii="Courier New" w:hAnsi="Courier New"/>
-          <w:sz w:val="15"/>
-        </w:rPr>
-        <w:t xml:space="preserve"> </w:t>
-      </w:r>
-    </w:p>
-    <w:p>
-      <w:pPr>
-        <w:spacing w:before="0" w:after="0" w:line="240" w:lineRule="auto"/>
-      </w:pPr>
-      <w:r>
-        <w:rPr>
-          <w:rFonts w:ascii="Courier New" w:hAnsi="Courier New"/>
-          <w:sz w:val="15"/>
-        </w:rPr>
-        <w:t xml:space="preserve"> </w:t>
-      </w:r>
-    </w:p>
-    <w:p>
-      <w:pPr>
-        <w:spacing w:before="0" w:after="0" w:line="240" w:lineRule="auto"/>
-      </w:pPr>
-      <w:r>
-        <w:rPr>
-          <w:rFonts w:ascii="Courier New" w:hAnsi="Courier New"/>
-          <w:sz w:val="15"/>
-        </w:rPr>
-        <w:t>if __name__ == "__main__":</w:t>
-      </w:r>
-    </w:p>
-    <w:p>
-      <w:pPr>
-        <w:spacing w:before="0" w:after="0" w:line="240" w:lineRule="auto"/>
-      </w:pPr>
-      <w:r>
-        <w:rPr>
-          <w:rFonts w:ascii="Courier New" w:hAnsi="Courier New"/>
-          <w:sz w:val="15"/>
-        </w:rPr>
-        <w:t xml:space="preserve">    main()</w:t>
-      </w:r>
-    </w:p>
-    <w:p>
-      <w:pPr>
-        <w:spacing w:before="120" w:after="60"/>
-      </w:pPr>
-      <w:r>
-        <w:rPr>
-          <w:b/>
-          <w:color w:val="1F4E79"/>
-          <w:sz w:val="26"/>
-        </w:rPr>
-        <w:t>Output</w:t>
+        <w:t>Key code section (function definitions, core algorithm, and key parameter settings):</w:t>
       </w:r>
     </w:p>
     <w:tbl>
       <w:tblPr>
-        <w:tblStyle w:val="LightGrid-Accent1"/>
         <w:tblW w:type="auto" w:w="0"/>
+        <w:tblLayout w:type="autofit"/>
         <w:tblLook w:firstColumn="1" w:firstRow="1" w:lastColumn="0" w:lastRow="0" w:noHBand="0" w:noVBand="1" w:val="04A0"/>
       </w:tblPr>
       <w:tblGrid>
-        <w:gridCol w:w="5112"/>
-        <w:gridCol w:w="5112"/>
+        <w:gridCol w:w="9314"/>
       </w:tblGrid>
       <w:tr>
         <w:tc>
           <w:tcPr>
-            <w:tcW w:type="dxa" w:w="5112"/>
+            <w:tcW w:type="dxa" w:w="9314"/>
+            <w:shd w:val="clear" w:fill="F2F2F2"/>
           </w:tcPr>
           <w:p>
+            <w:pPr>
+              <w:spacing w:before="0" w:after="0" w:line="240" w:lineRule="auto"/>
+            </w:pPr>
+            <w:r/>
             <w:r>
               <w:rPr>
-                <w:b/>
-                <w:sz w:val="18"/>
+                <w:rFonts w:ascii="Consolas" w:hAnsi="Consolas"/>
+                <w:sz w:val="19"/>
               </w:rPr>
-              <w:t>Metric</w:t>
+              <w:t>from sklearn.decomposition import PCA</w:t>
             </w:r>
           </w:p>
-        </w:tc>
-        <w:tc>
-          <w:tcPr>
-            <w:tcW w:type="dxa" w:w="5112"/>
-          </w:tcPr>
           <w:p>
+            <w:pPr>
+              <w:spacing w:before="0" w:after="0" w:line="240" w:lineRule="auto"/>
+            </w:pPr>
             <w:r>
               <w:rPr>
-                <w:b/>
-                <w:sz w:val="18"/>
+                <w:rFonts w:ascii="Consolas" w:hAnsi="Consolas"/>
+                <w:sz w:val="19"/>
               </w:rPr>
-              <w:t>Value</w:t>
+              <w:t>from sklearn.manifold import TSNE</w:t>
             </w:r>
           </w:p>
-        </w:tc>
-      </w:tr>
-      <w:tr>
-        <w:tc>
-          <w:tcPr>
-            <w:tcW w:type="dxa" w:w="5112"/>
-          </w:tcPr>
           <w:p>
+            <w:pPr>
+              <w:spacing w:before="0" w:after="0" w:line="240" w:lineRule="auto"/>
+            </w:pPr>
             <w:r>
               <w:rPr>
-                <w:sz w:val="18"/>
+                <w:rFonts w:ascii="Consolas" w:hAnsi="Consolas"/>
+                <w:sz w:val="19"/>
               </w:rPr>
-              <w:t>PCA var. explained (PC1)</w:t>
+              <w:t xml:space="preserve"> </w:t>
             </w:r>
           </w:p>
-        </w:tc>
-        <w:tc>
-          <w:tcPr>
-            <w:tcW w:type="dxa" w:w="5112"/>
-          </w:tcPr>
           <w:p>
+            <w:pPr>
+              <w:spacing w:before="0" w:after="0" w:line="240" w:lineRule="auto"/>
+            </w:pPr>
             <w:r>
               <w:rPr>
-                <w:sz w:val="18"/>
+                <w:rFonts w:ascii="Consolas" w:hAnsi="Consolas"/>
+                <w:sz w:val="19"/>
               </w:rPr>
-              <w:t>38.0%</w:t>
+              <w:t># PCA - full dataset (linear projection)</w:t>
             </w:r>
           </w:p>
-        </w:tc>
-      </w:tr>
-      <w:tr>
-        <w:tc>
-          <w:tcPr>
-            <w:tcW w:type="dxa" w:w="5112"/>
-          </w:tcPr>
           <w:p>
+            <w:pPr>
+              <w:spacing w:before="0" w:after="0" w:line="240" w:lineRule="auto"/>
+            </w:pPr>
             <w:r>
               <w:rPr>
-                <w:sz w:val="18"/>
+                <w:rFonts w:ascii="Consolas" w:hAnsi="Consolas"/>
+                <w:sz w:val="19"/>
               </w:rPr>
-              <w:t>PCA var. explained (PC2)</w:t>
+              <w:t>pca = PCA(n_components=2, random_state=42)</w:t>
             </w:r>
           </w:p>
-        </w:tc>
-        <w:tc>
-          <w:tcPr>
-            <w:tcW w:type="dxa" w:w="5112"/>
-          </w:tcPr>
           <w:p>
+            <w:pPr>
+              <w:spacing w:before="0" w:after="0" w:line="240" w:lineRule="auto"/>
+            </w:pPr>
             <w:r>
               <w:rPr>
-                <w:sz w:val="18"/>
+                <w:rFonts w:ascii="Consolas" w:hAnsi="Consolas"/>
+                <w:sz w:val="19"/>
               </w:rPr>
-              <w:t>22.5%</w:t>
+              <w:t>X_pca = pca.fit_transform(X_scaled)</w:t>
             </w:r>
           </w:p>
-        </w:tc>
-      </w:tr>
-      <w:tr>
-        <w:tc>
-          <w:tcPr>
-            <w:tcW w:type="dxa" w:w="5112"/>
-          </w:tcPr>
           <w:p>
+            <w:pPr>
+              <w:spacing w:before="0" w:after="0" w:line="240" w:lineRule="auto"/>
+            </w:pPr>
             <w:r>
               <w:rPr>
-                <w:sz w:val="18"/>
+                <w:rFonts w:ascii="Consolas" w:hAnsi="Consolas"/>
+                <w:sz w:val="19"/>
               </w:rPr>
-              <w:t>t-SNE sample size</w:t>
+              <w:t>explained = pca.explained_variance_ratio_</w:t>
             </w:r>
           </w:p>
-        </w:tc>
-        <w:tc>
-          <w:tcPr>
-            <w:tcW w:type="dxa" w:w="5112"/>
-          </w:tcPr>
           <w:p>
+            <w:pPr>
+              <w:spacing w:before="0" w:after="0" w:line="240" w:lineRule="auto"/>
+            </w:pPr>
             <w:r>
               <w:rPr>
-                <w:sz w:val="18"/>
+                <w:rFonts w:ascii="Consolas" w:hAnsi="Consolas"/>
+                <w:sz w:val="19"/>
               </w:rPr>
-              <w:t>4000</w:t>
+              <w:t xml:space="preserve"> </w:t>
+            </w:r>
+          </w:p>
+          <w:p>
+            <w:pPr>
+              <w:spacing w:before="0" w:after="0" w:line="240" w:lineRule="auto"/>
+            </w:pPr>
+            <w:r>
+              <w:rPr>
+                <w:rFonts w:ascii="Consolas" w:hAnsi="Consolas"/>
+                <w:sz w:val="19"/>
+              </w:rPr>
+              <w:t># t-SNE - subsample for tractable runtime (non-linear projection)</w:t>
+            </w:r>
+          </w:p>
+          <w:p>
+            <w:pPr>
+              <w:spacing w:before="0" w:after="0" w:line="240" w:lineRule="auto"/>
+            </w:pPr>
+            <w:r>
+              <w:rPr>
+                <w:rFonts w:ascii="Consolas" w:hAnsi="Consolas"/>
+                <w:sz w:val="19"/>
+              </w:rPr>
+              <w:t>tsne = TSNE(n_components=2, perplexity=30,</w:t>
+            </w:r>
+          </w:p>
+          <w:p>
+            <w:pPr>
+              <w:spacing w:before="0" w:after="0" w:line="240" w:lineRule="auto"/>
+            </w:pPr>
+            <w:r>
+              <w:rPr>
+                <w:rFonts w:ascii="Consolas" w:hAnsi="Consolas"/>
+                <w:sz w:val="19"/>
+              </w:rPr>
+              <w:t xml:space="preserve">            random_state=42, init="pca")</w:t>
+            </w:r>
+          </w:p>
+          <w:p>
+            <w:pPr>
+              <w:spacing w:before="0" w:after="0" w:line="240" w:lineRule="auto"/>
+            </w:pPr>
+            <w:r>
+              <w:rPr>
+                <w:rFonts w:ascii="Consolas" w:hAnsi="Consolas"/>
+                <w:sz w:val="19"/>
+              </w:rPr>
+              <w:t>X_tsne = tsne.fit_transform(X_scaled[sample_idx])</w:t>
             </w:r>
           </w:p>
         </w:tc>
       </w:tr>
     </w:tbl>
-    <w:p/>
     <w:p>
       <w:pPr>
+        <w:spacing w:before="0" w:after="160" w:line="240" w:lineRule="auto"/>
+      </w:pPr>
+      <w:r>
+        <w:rPr>
+          <w:rFonts w:ascii="Times New Roman" w:hAnsi="Times New Roman"/>
+          <w:sz w:val="24"/>
+        </w:rPr>
+        <w:t xml:space="preserve">Full executable program: </w:t>
+      </w:r>
+      <w:r>
+        <w:rPr>
+          <w:rFonts w:ascii="Times New Roman" w:hAnsi="Times New Roman"/>
+          <w:i/>
+          <w:sz w:val="24"/>
+        </w:rPr>
+        <w:t>scripts/q5_pca_tsne.py</w:t>
+      </w:r>
+      <w:r>
+        <w:rPr>
+          <w:rFonts w:ascii="Times New Roman" w:hAnsi="Times New Roman"/>
+          <w:sz w:val="24"/>
+        </w:rPr>
+        <w:t xml:space="preserve"> — maintained digitally on GitHub: </w:t>
+      </w:r>
+      <w:r>
+        <w:rPr>
+          <w:rFonts w:ascii="Times New Roman" w:hAnsi="Times New Roman"/>
+          <w:i/>
+          <w:sz w:val="24"/>
+        </w:rPr>
+        <w:t>https://github.com/Ak62007/SML-Lab-ED408</w:t>
+      </w:r>
+    </w:p>
+    <w:p>
+      <w:pPr>
+        <w:spacing w:before="200" w:after="80" w:line="240" w:lineRule="auto"/>
+      </w:pPr>
+      <w:r>
+        <w:rPr>
+          <w:rFonts w:ascii="Times New Roman" w:hAnsi="Times New Roman"/>
+          <w:b/>
+          <w:color w:val="1F3B5C"/>
+          <w:sz w:val="26"/>
+        </w:rPr>
+        <w:t>3. Output + Analysis</w:t>
+      </w:r>
+    </w:p>
+    <w:p>
+      <w:pPr>
+        <w:spacing w:before="120" w:after="60" w:line="240" w:lineRule="auto"/>
+      </w:pPr>
+      <w:r>
+        <w:rPr>
+          <w:rFonts w:ascii="Times New Roman" w:hAnsi="Times New Roman"/>
+          <w:b/>
+          <w:sz w:val="24"/>
+        </w:rPr>
+        <w:t>Parameters:</w:t>
+      </w:r>
+    </w:p>
+    <w:p>
+      <w:pPr>
+        <w:spacing w:before="0" w:after="40" w:line="240" w:lineRule="auto"/>
+      </w:pPr>
+      <w:r>
+        <w:rPr>
+          <w:rFonts w:ascii="Times New Roman" w:hAnsi="Times New Roman"/>
+          <w:b/>
+          <w:sz w:val="24"/>
+        </w:rPr>
+        <w:t xml:space="preserve">Feature Set: </w:t>
+      </w:r>
+      <w:r>
+        <w:rPr>
+          <w:rFonts w:ascii="Times New Roman" w:hAnsi="Times New Roman"/>
+          <w:sz w:val="24"/>
+        </w:rPr>
+        <w:t>10 standardized features</w:t>
+      </w:r>
+    </w:p>
+    <w:p>
+      <w:pPr>
+        <w:spacing w:before="0" w:after="40" w:line="240" w:lineRule="auto"/>
+      </w:pPr>
+      <w:r>
+        <w:rPr>
+          <w:rFonts w:ascii="Times New Roman" w:hAnsi="Times New Roman"/>
+          <w:b/>
+          <w:sz w:val="24"/>
+        </w:rPr>
+        <w:t xml:space="preserve">PCA sample size: </w:t>
+      </w:r>
+      <w:r>
+        <w:rPr>
+          <w:rFonts w:ascii="Times New Roman" w:hAnsi="Times New Roman"/>
+          <w:sz w:val="24"/>
+        </w:rPr>
+        <w:t>24,000 (full dataset)</w:t>
+      </w:r>
+    </w:p>
+    <w:p>
+      <w:pPr>
+        <w:spacing w:before="0" w:after="40" w:line="240" w:lineRule="auto"/>
+      </w:pPr>
+      <w:r>
+        <w:rPr>
+          <w:rFonts w:ascii="Times New Roman" w:hAnsi="Times New Roman"/>
+          <w:b/>
+          <w:sz w:val="24"/>
+        </w:rPr>
+        <w:t xml:space="preserve">t-SNE sample size: </w:t>
+      </w:r>
+      <w:r>
+        <w:rPr>
+          <w:rFonts w:ascii="Times New Roman" w:hAnsi="Times New Roman"/>
+          <w:sz w:val="24"/>
+        </w:rPr>
+        <w:t>4000</w:t>
+      </w:r>
+    </w:p>
+    <w:p>
+      <w:pPr>
+        <w:spacing w:before="0" w:after="40" w:line="240" w:lineRule="auto"/>
+      </w:pPr>
+      <w:r>
+        <w:rPr>
+          <w:rFonts w:ascii="Times New Roman" w:hAnsi="Times New Roman"/>
+          <w:b/>
+          <w:sz w:val="24"/>
+        </w:rPr>
+        <w:t xml:space="preserve">PCA components: </w:t>
+      </w:r>
+      <w:r>
+        <w:rPr>
+          <w:rFonts w:ascii="Times New Roman" w:hAnsi="Times New Roman"/>
+          <w:sz w:val="24"/>
+        </w:rPr>
+        <w:t>2</w:t>
+      </w:r>
+    </w:p>
+    <w:p>
+      <w:pPr>
+        <w:spacing w:before="0" w:after="40" w:line="240" w:lineRule="auto"/>
+      </w:pPr>
+      <w:r>
+        <w:rPr>
+          <w:rFonts w:ascii="Times New Roman" w:hAnsi="Times New Roman"/>
+          <w:b/>
+          <w:sz w:val="24"/>
+        </w:rPr>
+        <w:t xml:space="preserve">t-SNE perplexity: </w:t>
+      </w:r>
+      <w:r>
+        <w:rPr>
+          <w:rFonts w:ascii="Times New Roman" w:hAnsi="Times New Roman"/>
+          <w:sz w:val="24"/>
+        </w:rPr>
+        <w:t>30</w:t>
+      </w:r>
+    </w:p>
+    <w:p>
+      <w:pPr>
+        <w:spacing w:before="0" w:after="40" w:line="240" w:lineRule="auto"/>
+      </w:pPr>
+      <w:r>
+        <w:rPr>
+          <w:rFonts w:ascii="Times New Roman" w:hAnsi="Times New Roman"/>
+          <w:b/>
+          <w:sz w:val="24"/>
+        </w:rPr>
+        <w:t xml:space="preserve">t-SNE init: </w:t>
+      </w:r>
+      <w:r>
+        <w:rPr>
+          <w:rFonts w:ascii="Times New Roman" w:hAnsi="Times New Roman"/>
+          <w:sz w:val="24"/>
+        </w:rPr>
+        <w:t>pca</w:t>
+      </w:r>
+    </w:p>
+    <w:p>
+      <w:pPr>
+        <w:spacing w:before="120" w:after="60" w:line="240" w:lineRule="auto"/>
+      </w:pPr>
+      <w:r>
+        <w:rPr>
+          <w:rFonts w:ascii="Times New Roman" w:hAnsi="Times New Roman"/>
+          <w:b/>
+          <w:sz w:val="24"/>
+        </w:rPr>
+        <w:t>Program Execution:</w:t>
+      </w:r>
+    </w:p>
+    <w:p>
+      <w:pPr>
+        <w:spacing w:before="0" w:after="40" w:line="240" w:lineRule="auto"/>
+      </w:pPr>
+      <w:r>
+        <w:rPr>
+          <w:rFonts w:ascii="Times New Roman" w:hAnsi="Times New Roman"/>
+          <w:b/>
+          <w:sz w:val="24"/>
+        </w:rPr>
+        <w:t xml:space="preserve">PCA var. explained (PC1): </w:t>
+      </w:r>
+      <w:r>
+        <w:rPr>
+          <w:rFonts w:ascii="Times New Roman" w:hAnsi="Times New Roman"/>
+          <w:sz w:val="24"/>
+        </w:rPr>
+        <w:t>38.0%</w:t>
+      </w:r>
+    </w:p>
+    <w:p>
+      <w:pPr>
+        <w:spacing w:before="0" w:after="40" w:line="240" w:lineRule="auto"/>
+      </w:pPr>
+      <w:r>
+        <w:rPr>
+          <w:rFonts w:ascii="Times New Roman" w:hAnsi="Times New Roman"/>
+          <w:b/>
+          <w:sz w:val="24"/>
+        </w:rPr>
+        <w:t xml:space="preserve">PCA var. explained (PC2): </w:t>
+      </w:r>
+      <w:r>
+        <w:rPr>
+          <w:rFonts w:ascii="Times New Roman" w:hAnsi="Times New Roman"/>
+          <w:sz w:val="24"/>
+        </w:rPr>
+        <w:t>22.5%</w:t>
+      </w:r>
+    </w:p>
+    <w:p>
+      <w:pPr>
+        <w:spacing w:before="0" w:after="40" w:line="240" w:lineRule="auto"/>
+      </w:pPr>
+      <w:r>
+        <w:rPr>
+          <w:rFonts w:ascii="Times New Roman" w:hAnsi="Times New Roman"/>
+          <w:b/>
+          <w:sz w:val="24"/>
+        </w:rPr>
+        <w:t xml:space="preserve">PCA total var. explained (2D): </w:t>
+      </w:r>
+      <w:r>
+        <w:rPr>
+          <w:rFonts w:ascii="Times New Roman" w:hAnsi="Times New Roman"/>
+          <w:sz w:val="24"/>
+        </w:rPr>
+        <w:t>60.5%</w:t>
+      </w:r>
+    </w:p>
+    <w:p>
+      <w:pPr>
+        <w:spacing w:before="0" w:after="120" w:line="240" w:lineRule="auto"/>
+      </w:pPr>
+      <w:r>
+        <w:rPr>
+          <w:rFonts w:ascii="Times New Roman" w:hAnsi="Times New Roman"/>
+          <w:b/>
+          <w:sz w:val="24"/>
+        </w:rPr>
+        <w:t xml:space="preserve">Execution Status: </w:t>
+      </w:r>
+      <w:r>
+        <w:rPr>
+          <w:rFonts w:ascii="Times New Roman" w:hAnsi="Times New Roman"/>
+          <w:sz w:val="24"/>
+        </w:rPr>
+        <w:t>Successfully Executed</w:t>
+      </w:r>
+    </w:p>
+    <w:p>
+      <w:pPr>
+        <w:spacing w:before="120" w:after="60" w:line="240" w:lineRule="auto"/>
+      </w:pPr>
+      <w:r>
+        <w:rPr>
+          <w:rFonts w:ascii="Times New Roman" w:hAnsi="Times New Roman"/>
+          <w:b/>
+          <w:sz w:val="24"/>
+        </w:rPr>
+        <w:t>Result Graph:</w:t>
+      </w:r>
+    </w:p>
+    <w:p>
+      <w:pPr>
+        <w:spacing w:before="0" w:after="40" w:line="240" w:lineRule="auto"/>
+      </w:pPr>
+      <w:r>
+        <w:rPr>
+          <w:rFonts w:ascii="Times New Roman" w:hAnsi="Times New Roman"/>
+          <w:b/>
+          <w:i w:val="0"/>
+          <w:sz w:val="24"/>
+        </w:rPr>
+        <w:t>Figure: t-SNE 2D projection of the edge-pixel feature space (n=4,000 subsample).</w:t>
+      </w:r>
+    </w:p>
+    <w:p>
+      <w:pPr>
+        <w:spacing w:before="0" w:after="20" w:line="240" w:lineRule="auto"/>
+      </w:pPr>
+      <w:r>
+        <w:rPr>
+          <w:rFonts w:ascii="Times New Roman" w:hAnsi="Times New Roman"/>
+          <w:b/>
+          <w:sz w:val="24"/>
+        </w:rPr>
+        <w:t xml:space="preserve">X-axis: </w:t>
+      </w:r>
+      <w:r>
+        <w:rPr>
+          <w:rFonts w:ascii="Times New Roman" w:hAnsi="Times New Roman"/>
+          <w:sz w:val="24"/>
+        </w:rPr>
+        <w:t>t-SNE dimension 1</w:t>
+      </w:r>
+    </w:p>
+    <w:p>
+      <w:pPr>
+        <w:spacing w:before="0" w:after="80" w:line="240" w:lineRule="auto"/>
+      </w:pPr>
+      <w:r>
+        <w:rPr>
+          <w:rFonts w:ascii="Times New Roman" w:hAnsi="Times New Roman"/>
+          <w:b/>
+          <w:sz w:val="24"/>
+        </w:rPr>
+        <w:t xml:space="preserve">Y-axis: </w:t>
+      </w:r>
+      <w:r>
+        <w:rPr>
+          <w:rFonts w:ascii="Times New Roman" w:hAnsi="Times New Roman"/>
+          <w:sz w:val="24"/>
+        </w:rPr>
+        <w:t>t-SNE dimension 2</w:t>
+      </w:r>
+    </w:p>
+    <w:p>
+      <w:pPr>
+        <w:spacing w:before="0" w:after="40" w:line="240" w:lineRule="auto"/>
         <w:jc w:val="center"/>
       </w:pPr>
       <w:r>
         <w:drawing>
           <wp:inline xmlns:a="http://schemas.openxmlformats.org/drawingml/2006/main" xmlns:pic="http://schemas.openxmlformats.org/drawingml/2006/picture">
-            <wp:extent cx="2651760" cy="2202309"/>
+            <wp:extent cx="3931920" cy="3265493"/>
             <wp:docPr id="1" name="Picture 1"/>
             <wp:cNvGraphicFramePr>
               <a:graphicFrameLocks noChangeAspect="1"/>
@@ -1382,7 +778,7 @@
               <a:graphicData uri="http://schemas.openxmlformats.org/drawingml/2006/picture">
                 <pic:pic>
                   <pic:nvPicPr>
-                    <pic:cNvPr id="0" name="q5_pca_2d.png"/>
+                    <pic:cNvPr id="0" name="q5_tsne_2d.png"/>
                     <pic:cNvPicPr/>
                   </pic:nvPicPr>
                   <pic:blipFill>
@@ -1394,7 +790,7 @@
                   <pic:spPr>
                     <a:xfrm>
                       <a:off x="0" y="0"/>
-                      <a:ext cx="2651760" cy="2202309"/>
+                      <a:ext cx="3931920" cy="3265493"/>
                     </a:xfrm>
                     <a:prstGeom prst="rect"/>
                   </pic:spPr>
@@ -1407,80 +803,291 @@
     </w:p>
     <w:p>
       <w:pPr>
-        <w:jc w:val="center"/>
+        <w:spacing w:before="0" w:after="160" w:line="240" w:lineRule="auto"/>
       </w:pPr>
       <w:r>
-        <w:drawing>
-          <wp:inline xmlns:a="http://schemas.openxmlformats.org/drawingml/2006/main" xmlns:pic="http://schemas.openxmlformats.org/drawingml/2006/picture">
-            <wp:extent cx="2651760" cy="2202309"/>
-            <wp:docPr id="2" name="Picture 2"/>
-            <wp:cNvGraphicFramePr>
-              <a:graphicFrameLocks noChangeAspect="1"/>
-            </wp:cNvGraphicFramePr>
-            <a:graphic>
-              <a:graphicData uri="http://schemas.openxmlformats.org/drawingml/2006/picture">
-                <pic:pic>
-                  <pic:nvPicPr>
-                    <pic:cNvPr id="0" name="q5_tsne_2d.png"/>
-                    <pic:cNvPicPr/>
-                  </pic:nvPicPr>
-                  <pic:blipFill>
-                    <a:blip r:embed="rId10"/>
-                    <a:stretch>
-                      <a:fillRect/>
-                    </a:stretch>
-                  </pic:blipFill>
-                  <pic:spPr>
-                    <a:xfrm>
-                      <a:off x="0" y="0"/>
-                      <a:ext cx="2651760" cy="2202309"/>
-                    </a:xfrm>
-                    <a:prstGeom prst="rect"/>
-                  </pic:spPr>
-                </pic:pic>
-              </a:graphicData>
-            </a:graphic>
-          </wp:inline>
-        </w:drawing>
+        <w:rPr>
+          <w:rFonts w:ascii="Times New Roman" w:hAnsi="Times New Roman"/>
+          <w:b w:val="0"/>
+          <w:i w:val="0"/>
+          <w:sz w:val="24"/>
+        </w:rPr>
+        <w:t>The graph demonstrates that t-SNE forms visibly tighter, more separated edge / non-edge clusters than the PCA projection, since it preserves local non-linear neighbourhood structure that a linear projection cannot capture.</w:t>
       </w:r>
     </w:p>
     <w:p>
       <w:pPr>
-        <w:spacing w:after="80"/>
-        <w:jc w:val="center"/>
+        <w:spacing w:before="120" w:after="60" w:line="240" w:lineRule="auto"/>
       </w:pPr>
       <w:r>
         <w:rPr>
-          <w:i/>
-          <w:sz w:val="16"/>
+          <w:rFonts w:ascii="Times New Roman" w:hAnsi="Times New Roman"/>
+          <w:b/>
+          <w:sz w:val="24"/>
         </w:rPr>
-        <w:t>PCA (left/top) vs. t-SNE (right/bottom) 2D projections.</w:t>
+        <w:t>Parameter Modification:</w:t>
       </w:r>
     </w:p>
     <w:p>
       <w:pPr>
-        <w:spacing w:before="120" w:after="60"/>
+        <w:spacing w:before="0" w:after="80" w:line="240" w:lineRule="auto"/>
       </w:pPr>
       <w:r>
         <w:rPr>
-          <w:b/>
-          <w:color w:val="1F4E79"/>
-          <w:sz w:val="26"/>
+          <w:rFonts w:ascii="Times New Roman" w:hAnsi="Times New Roman"/>
+          <w:b w:val="0"/>
+          <w:i w:val="0"/>
+          <w:sz w:val="24"/>
         </w:rPr>
-        <w:t>Result</w:t>
+        <w:t>Effect of varying t-SNE perplexity on class separation, measured by the silhouette score of the is_edge label in the resulting 2D embedding (1,500-point subsample):</w:t>
       </w:r>
     </w:p>
+    <w:tbl>
+      <w:tblPr>
+        <w:tblStyle w:val="LightGrid-Accent1"/>
+        <w:tblW w:type="auto" w:w="0"/>
+        <w:tblLook w:firstColumn="1" w:firstRow="1" w:lastColumn="0" w:lastRow="0" w:noHBand="0" w:noVBand="1" w:val="04A0"/>
+      </w:tblPr>
+      <w:tblGrid>
+        <w:gridCol w:w="4657"/>
+        <w:gridCol w:w="4657"/>
+      </w:tblGrid>
+      <w:tr>
+        <w:tc>
+          <w:tcPr>
+            <w:tcW w:type="dxa" w:w="4657"/>
+          </w:tcPr>
+          <w:p>
+            <w:pPr>
+              <w:spacing w:before="0" w:after="0" w:line="240" w:lineRule="auto"/>
+            </w:pPr>
+            <w:r>
+              <w:rPr>
+                <w:rFonts w:ascii="Times New Roman" w:hAnsi="Times New Roman"/>
+                <w:b/>
+                <w:sz w:val="20"/>
+              </w:rPr>
+              <w:t>Perplexity</w:t>
+            </w:r>
+          </w:p>
+        </w:tc>
+        <w:tc>
+          <w:tcPr>
+            <w:tcW w:type="dxa" w:w="4657"/>
+          </w:tcPr>
+          <w:p>
+            <w:pPr>
+              <w:spacing w:before="0" w:after="0" w:line="240" w:lineRule="auto"/>
+            </w:pPr>
+            <w:r>
+              <w:rPr>
+                <w:rFonts w:ascii="Times New Roman" w:hAnsi="Times New Roman"/>
+                <w:b/>
+                <w:sz w:val="20"/>
+              </w:rPr>
+              <w:t>Silhouette Score</w:t>
+            </w:r>
+          </w:p>
+        </w:tc>
+      </w:tr>
+      <w:tr>
+        <w:tc>
+          <w:tcPr>
+            <w:tcW w:type="dxa" w:w="4657"/>
+          </w:tcPr>
+          <w:p>
+            <w:pPr>
+              <w:spacing w:before="0" w:after="0" w:line="240" w:lineRule="auto"/>
+            </w:pPr>
+            <w:r>
+              <w:rPr>
+                <w:rFonts w:ascii="Times New Roman" w:hAnsi="Times New Roman"/>
+                <w:sz w:val="20"/>
+              </w:rPr>
+              <w:t>5</w:t>
+            </w:r>
+          </w:p>
+        </w:tc>
+        <w:tc>
+          <w:tcPr>
+            <w:tcW w:type="dxa" w:w="4657"/>
+          </w:tcPr>
+          <w:p>
+            <w:pPr>
+              <w:spacing w:before="0" w:after="0" w:line="240" w:lineRule="auto"/>
+            </w:pPr>
+            <w:r>
+              <w:rPr>
+                <w:rFonts w:ascii="Times New Roman" w:hAnsi="Times New Roman"/>
+                <w:sz w:val="20"/>
+              </w:rPr>
+              <w:t>0.0658</w:t>
+            </w:r>
+          </w:p>
+        </w:tc>
+      </w:tr>
+      <w:tr>
+        <w:tc>
+          <w:tcPr>
+            <w:tcW w:type="dxa" w:w="4657"/>
+          </w:tcPr>
+          <w:p>
+            <w:pPr>
+              <w:spacing w:before="0" w:after="0" w:line="240" w:lineRule="auto"/>
+            </w:pPr>
+            <w:r>
+              <w:rPr>
+                <w:rFonts w:ascii="Times New Roman" w:hAnsi="Times New Roman"/>
+                <w:sz w:val="20"/>
+              </w:rPr>
+              <w:t>15</w:t>
+            </w:r>
+          </w:p>
+        </w:tc>
+        <w:tc>
+          <w:tcPr>
+            <w:tcW w:type="dxa" w:w="4657"/>
+          </w:tcPr>
+          <w:p>
+            <w:pPr>
+              <w:spacing w:before="0" w:after="0" w:line="240" w:lineRule="auto"/>
+            </w:pPr>
+            <w:r>
+              <w:rPr>
+                <w:rFonts w:ascii="Times New Roman" w:hAnsi="Times New Roman"/>
+                <w:sz w:val="20"/>
+              </w:rPr>
+              <w:t>0.0688</w:t>
+            </w:r>
+          </w:p>
+        </w:tc>
+      </w:tr>
+      <w:tr>
+        <w:tc>
+          <w:tcPr>
+            <w:tcW w:type="dxa" w:w="4657"/>
+          </w:tcPr>
+          <w:p>
+            <w:pPr>
+              <w:spacing w:before="0" w:after="0" w:line="240" w:lineRule="auto"/>
+            </w:pPr>
+            <w:r>
+              <w:rPr>
+                <w:rFonts w:ascii="Times New Roman" w:hAnsi="Times New Roman"/>
+                <w:sz w:val="20"/>
+              </w:rPr>
+              <w:t>30</w:t>
+            </w:r>
+          </w:p>
+        </w:tc>
+        <w:tc>
+          <w:tcPr>
+            <w:tcW w:type="dxa" w:w="4657"/>
+          </w:tcPr>
+          <w:p>
+            <w:pPr>
+              <w:spacing w:before="0" w:after="0" w:line="240" w:lineRule="auto"/>
+            </w:pPr>
+            <w:r>
+              <w:rPr>
+                <w:rFonts w:ascii="Times New Roman" w:hAnsi="Times New Roman"/>
+                <w:sz w:val="20"/>
+              </w:rPr>
+              <w:t>0.0686</w:t>
+            </w:r>
+          </w:p>
+        </w:tc>
+      </w:tr>
+      <w:tr>
+        <w:tc>
+          <w:tcPr>
+            <w:tcW w:type="dxa" w:w="4657"/>
+          </w:tcPr>
+          <w:p>
+            <w:pPr>
+              <w:spacing w:before="0" w:after="0" w:line="240" w:lineRule="auto"/>
+            </w:pPr>
+            <w:r>
+              <w:rPr>
+                <w:rFonts w:ascii="Times New Roman" w:hAnsi="Times New Roman"/>
+                <w:sz w:val="20"/>
+              </w:rPr>
+              <w:t>50</w:t>
+            </w:r>
+          </w:p>
+        </w:tc>
+        <w:tc>
+          <w:tcPr>
+            <w:tcW w:type="dxa" w:w="4657"/>
+          </w:tcPr>
+          <w:p>
+            <w:pPr>
+              <w:spacing w:before="0" w:after="0" w:line="240" w:lineRule="auto"/>
+            </w:pPr>
+            <w:r>
+              <w:rPr>
+                <w:rFonts w:ascii="Times New Roman" w:hAnsi="Times New Roman"/>
+                <w:sz w:val="20"/>
+              </w:rPr>
+              <w:t>0.0541</w:t>
+            </w:r>
+          </w:p>
+        </w:tc>
+      </w:tr>
+      <w:tr>
+        <w:tc>
+          <w:tcPr>
+            <w:tcW w:type="dxa" w:w="4657"/>
+          </w:tcPr>
+          <w:p>
+            <w:pPr>
+              <w:spacing w:before="0" w:after="0" w:line="240" w:lineRule="auto"/>
+            </w:pPr>
+            <w:r>
+              <w:rPr>
+                <w:rFonts w:ascii="Times New Roman" w:hAnsi="Times New Roman"/>
+                <w:sz w:val="20"/>
+              </w:rPr>
+              <w:t>100</w:t>
+            </w:r>
+          </w:p>
+        </w:tc>
+        <w:tc>
+          <w:tcPr>
+            <w:tcW w:type="dxa" w:w="4657"/>
+          </w:tcPr>
+          <w:p>
+            <w:pPr>
+              <w:spacing w:before="0" w:after="0" w:line="240" w:lineRule="auto"/>
+            </w:pPr>
+            <w:r>
+              <w:rPr>
+                <w:rFonts w:ascii="Times New Roman" w:hAnsi="Times New Roman"/>
+                <w:sz w:val="20"/>
+              </w:rPr>
+              <w:t>0.0564</w:t>
+            </w:r>
+          </w:p>
+        </w:tc>
+      </w:tr>
+    </w:tbl>
     <w:p>
+      <w:pPr>
+        <w:spacing w:before="0" w:after="80" w:line="240" w:lineRule="auto"/>
+      </w:pPr>
       <w:r>
         <w:rPr>
-          <w:sz w:val="20"/>
+          <w:rFonts w:ascii="Times New Roman" w:hAnsi="Times New Roman"/>
+          <w:b w:val="0"/>
+          <w:i w:val="0"/>
+          <w:sz w:val="24"/>
         </w:rPr>
-        <w:t>PCA's first two components explain 60.5% of total variance with partial class separation. t-SNE forms visibly tighter, more separated edge / non-edge clusters, illustrating its strength at preserving local non-linear structure that PCA (linear) cannot capture.</w:t>
+        <w:t>Separation peaks around perplexity 15-30 and declines at very high perplexity (100), because a large perplexity forces t-SNE to consider distant, less locally-relevant neighbours when building the embedding.</w:t>
       </w:r>
     </w:p>
     <w:sectPr>
-      <w:pgSz w:w="12240" w:h="15840"/>
-      <w:pgMar w:top="1008" w:right="1008" w:bottom="1008" w:left="1008" w:header="720" w:footer="720" w:gutter="0"/>
+      <w:pgSz w:w="11906" w:h="16838"/>
+      <w:pgMar w:top="1152" w:right="1296" w:bottom="1152" w:left="1296" w:header="720" w:footer="720" w:gutter="0"/>
       <w:cols w:space="720"/>
       <w:docGrid w:linePitch="360"/>
     </w:sectPr>
@@ -1852,8 +1459,8 @@
     <w:qFormat/>
     <w:rsid w:val="00FC693F"/>
     <w:rPr>
-      <w:rFonts w:ascii="Calibri" w:hAnsi="Calibri"/>
-      <w:sz w:val="20"/>
+      <w:rFonts w:ascii="Times New Roman" w:hAnsi="Times New Roman" w:eastAsia="Times New Roman"/>
+      <w:sz w:val="24"/>
     </w:rPr>
   </w:style>
   <w:style w:type="paragraph" w:styleId="Header">
